--- a/bht-sjednica-final-review/TD-OUTPUT/1. NZ hibridni sistem napajanja BS Sjednica.docx
+++ b/bht-sjednica-final-review/TD-OUTPUT/1. NZ hibridni sistem napajanja BS Sjednica.docx
@@ -37,40 +37,40 @@
           <w:sz w:val="21"/>
           <w:szCs w:val="21"/>
         </w:rPr>
-        <w:t>04.5.1-</w:t>
-      </w:r>
-      <w:r>
-        <w:rPr>
-          <w:rStyle w:val="A2"/>
-          <w:rFonts w:ascii="Arial" w:hAnsi="Arial" w:cs="Arial"/>
-          <w:i w:val="0"/>
-          <w:noProof/>
-          <w:sz w:val="21"/>
-          <w:szCs w:val="21"/>
-        </w:rPr>
-        <w:t>2</w:t>
-      </w:r>
-      <w:r>
-        <w:rPr>
-          <w:rStyle w:val="A2"/>
-          <w:rFonts w:ascii="Arial" w:hAnsi="Arial" w:cs="Arial"/>
-          <w:i w:val="0"/>
-          <w:noProof/>
-          <w:sz w:val="21"/>
-          <w:szCs w:val="21"/>
-        </w:rPr>
-        <w:t>3</w:t>
-      </w:r>
-      <w:r>
-        <w:rPr>
-          <w:rStyle w:val="A2"/>
-          <w:rFonts w:ascii="Arial" w:hAnsi="Arial" w:cs="Arial"/>
-          <w:i w:val="0"/>
-          <w:noProof/>
-          <w:sz w:val="21"/>
-          <w:szCs w:val="21"/>
-        </w:rPr>
-        <w:t>-</w:t>
+        <w:t xml:space="preserve">04.5.1-</w:t>
+      </w:r>
+      <w:r>
+        <w:rPr>
+          <w:rStyle w:val="A2"/>
+          <w:rFonts w:ascii="Arial" w:hAnsi="Arial" w:cs="Arial"/>
+          <w:i w:val="0"/>
+          <w:noProof/>
+          <w:sz w:val="21"/>
+          <w:szCs w:val="21"/>
+        </w:rPr>
+        <w:t xml:space="preserve">2</w:t>
+      </w:r>
+      <w:r>
+        <w:rPr>
+          <w:rStyle w:val="A2"/>
+          <w:rFonts w:ascii="Arial" w:hAnsi="Arial" w:cs="Arial"/>
+          <w:i w:val="0"/>
+          <w:noProof/>
+          <w:sz w:val="21"/>
+          <w:szCs w:val="21"/>
+        </w:rPr>
+        <w:t xml:space="preserve">3</w:t>
+      </w:r>
+      <w:r>
+        <w:rPr>
+          <w:rStyle w:val="A2"/>
+          <w:rFonts w:ascii="Arial" w:hAnsi="Arial" w:cs="Arial"/>
+          <w:i w:val="0"/>
+          <w:noProof/>
+          <w:sz w:val="21"/>
+          <w:szCs w:val="21"/>
+        </w:rPr>
+        <w:t xml:space="preserve">-</w:t>
       </w:r>
       <w:r>
         <w:rPr>
@@ -82,40 +82,40 @@
           <w:szCs w:val="21"/>
           <w:highlight w:val="yellow"/>
         </w:rPr>
-        <w:t>______</w:t>
-      </w:r>
-      <w:r>
-        <w:rPr>
-          <w:rStyle w:val="A2"/>
-          <w:rFonts w:ascii="Arial" w:hAnsi="Arial" w:cs="Arial"/>
-          <w:i w:val="0"/>
-          <w:noProof/>
-          <w:sz w:val="21"/>
-          <w:szCs w:val="21"/>
-        </w:rPr>
-        <w:t>/</w:t>
-      </w:r>
-      <w:r>
-        <w:rPr>
-          <w:rStyle w:val="A2"/>
-          <w:rFonts w:ascii="Arial" w:hAnsi="Arial" w:cs="Arial"/>
-          <w:i w:val="0"/>
-          <w:noProof/>
-          <w:sz w:val="21"/>
-          <w:szCs w:val="21"/>
-        </w:rPr>
-        <w:t>2</w:t>
-      </w:r>
-      <w:r>
-        <w:rPr>
-          <w:rStyle w:val="A2"/>
-          <w:rFonts w:ascii="Arial" w:hAnsi="Arial" w:cs="Arial"/>
-          <w:i w:val="0"/>
-          <w:noProof/>
-          <w:sz w:val="21"/>
-          <w:szCs w:val="21"/>
-        </w:rPr>
-        <w:t>6</w:t>
+        <w:t xml:space="preserve">______</w:t>
+      </w:r>
+      <w:r>
+        <w:rPr>
+          <w:rStyle w:val="A2"/>
+          <w:rFonts w:ascii="Arial" w:hAnsi="Arial" w:cs="Arial"/>
+          <w:i w:val="0"/>
+          <w:noProof/>
+          <w:sz w:val="21"/>
+          <w:szCs w:val="21"/>
+        </w:rPr>
+        <w:t xml:space="preserve">/</w:t>
+      </w:r>
+      <w:r>
+        <w:rPr>
+          <w:rStyle w:val="A2"/>
+          <w:rFonts w:ascii="Arial" w:hAnsi="Arial" w:cs="Arial"/>
+          <w:i w:val="0"/>
+          <w:noProof/>
+          <w:sz w:val="21"/>
+          <w:szCs w:val="21"/>
+        </w:rPr>
+        <w:t xml:space="preserve">2</w:t>
+      </w:r>
+      <w:r>
+        <w:rPr>
+          <w:rStyle w:val="A2"/>
+          <w:rFonts w:ascii="Arial" w:hAnsi="Arial" w:cs="Arial"/>
+          <w:i w:val="0"/>
+          <w:noProof/>
+          <w:sz w:val="21"/>
+          <w:szCs w:val="21"/>
+        </w:rPr>
+        <w:t xml:space="preserve">6</w:t>
       </w:r>
       <w:r>
         <w:rPr>
@@ -153,7 +153,7 @@
           <w:sz w:val="21"/>
           <w:szCs w:val="21"/>
         </w:rPr>
-        <w:t>Sarajevo</w:t>
+        <w:t xml:space="preserve">Sarajevo</w:t>
       </w:r>
       <w:r>
         <w:rPr>
@@ -178,7 +178,7 @@
           <w:szCs w:val="21"/>
           <w:highlight w:val="yellow"/>
         </w:rPr>
-        <w:t>__</w:t>
+        <w:t xml:space="preserve">__</w:t>
       </w:r>
       <w:r>
         <w:rPr>
@@ -191,7 +191,7 @@
           <w:szCs w:val="21"/>
           <w:highlight w:val="yellow"/>
         </w:rPr>
-        <w:t>.</w:t>
+        <w:t xml:space="preserve">.</w:t>
       </w:r>
       <w:r>
         <w:rPr>
@@ -204,7 +204,7 @@
           <w:szCs w:val="21"/>
           <w:highlight w:val="yellow"/>
         </w:rPr>
-        <w:t>__</w:t>
+        <w:t xml:space="preserve">__</w:t>
       </w:r>
       <w:r>
         <w:rPr>
@@ -217,7 +217,7 @@
           <w:szCs w:val="21"/>
           <w:highlight w:val="yellow"/>
         </w:rPr>
-        <w:t>.</w:t>
+        <w:t xml:space="preserve">.</w:t>
       </w:r>
       <w:r>
         <w:rPr>
@@ -229,7 +229,7 @@
           <w:sz w:val="21"/>
           <w:szCs w:val="21"/>
         </w:rPr>
-        <w:t>202</w:t>
+        <w:t xml:space="preserve">202</w:t>
       </w:r>
       <w:r>
         <w:rPr>
@@ -241,7 +241,7 @@
           <w:sz w:val="21"/>
           <w:szCs w:val="21"/>
         </w:rPr>
-        <w:t>6</w:t>
+        <w:t xml:space="preserve">6</w:t>
       </w:r>
       <w:r>
         <w:rPr>
@@ -253,7 +253,7 @@
           <w:sz w:val="21"/>
           <w:szCs w:val="21"/>
         </w:rPr>
-        <w:t>. godine</w:t>
+        <w:t xml:space="preserve">. godine</w:t>
       </w:r>
     </w:p>
     <w:p>
@@ -338,7 +338,7 @@
           <w:szCs w:val="21"/>
           <w:lang w:val="bs-Latn-BA"/>
         </w:rPr>
-        <w:t>P</w:t>
+        <w:t xml:space="preserve">P</w:t>
       </w:r>
       <w:r>
         <w:rPr>
@@ -352,7 +352,7 @@
           <w:szCs w:val="21"/>
           <w:lang w:val="bs-Latn-BA"/>
         </w:rPr>
-        <w:t>redmet</w:t>
+        <w:t xml:space="preserve">redmet</w:t>
       </w:r>
       <w:r>
         <w:rPr>
@@ -367,7 +367,7 @@
           <w:szCs w:val="21"/>
           <w:lang w:val="bs-Latn-BA"/>
         </w:rPr>
-        <w:t>:</w:t>
+        <w:t xml:space="preserve">:</w:t>
       </w:r>
       <w:r>
         <w:rPr>
@@ -404,7 +404,7 @@
           <w:szCs w:val="21"/>
           <w:lang w:val="bs-Latn-BA"/>
         </w:rPr>
-        <w:t>nabavku</w:t>
+        <w:t xml:space="preserve">nabavku</w:t>
       </w:r>
     </w:p>
     <w:p>
@@ -447,7 +447,7 @@
           <w:sz w:val="21"/>
           <w:szCs w:val="21"/>
         </w:rPr>
-        <w:t>U skladu sa Pravilnikom o nabavkama BH Telecom d.d. Sarajevo br. 00.1-14-30750/22-4 od 06.04.2022. godine potrebno je izvršiti nabavku opreme i radova kako slijedi:</w:t>
+        <w:t xml:space="preserve">U skladu sa Pravilnikom o nabavkama BH Telecom d.d. Sarajevo br. 00.1-14-30750/22-4 od 06.04.2022. godine potrebno je izvršiti nabavku opreme i radova kako slijedi:</w:t>
       </w:r>
     </w:p>
     <w:p>
@@ -485,7 +485,7 @@
           <w:sz w:val="21"/>
           <w:szCs w:val="21"/>
         </w:rPr>
-        <w:t>INFRASTRUKTUR</w:t>
+        <w:t xml:space="preserve">INFRASTRUKTUR</w:t>
       </w:r>
       <w:r>
         <w:rPr>
@@ -495,7 +495,7 @@
           <w:sz w:val="21"/>
           <w:szCs w:val="21"/>
         </w:rPr>
-        <w:t>A</w:t>
+        <w:t xml:space="preserve">A</w:t>
       </w:r>
       <w:r>
         <w:rPr>
@@ -548,7 +548,7 @@
           <w:sz w:val="21"/>
           <w:szCs w:val="21"/>
         </w:rPr>
-        <w:t>Predmet nabavke je podijeljen na 2 LOT-a:</w:t>
+        <w:t xml:space="preserve">Predmet nabavke je podijeljen na 2 LOT-a:</w:t>
       </w:r>
     </w:p>
     <w:p>
@@ -572,7 +572,7 @@
           <w:sz w:val="21"/>
           <w:szCs w:val="21"/>
         </w:rPr>
-        <w:t>LOT 1 –</w:t>
+        <w:t xml:space="preserve">LOT 1 –</w:t>
       </w:r>
       <w:r>
         <w:rPr>
@@ -590,7 +590,7 @@
           <w:sz w:val="21"/>
           <w:szCs w:val="21"/>
         </w:rPr>
-        <w:t>izgradnja temelja, isporuka i montaža</w:t>
+        <w:t xml:space="preserve">izgradnja temelja, isporuka i montaža</w:t>
       </w:r>
       <w:r>
         <w:rPr>
@@ -608,79 +608,79 @@
           <w:sz w:val="21"/>
           <w:szCs w:val="21"/>
         </w:rPr>
-        <w:t>nosač</w:t>
-      </w:r>
-      <w:r>
-        <w:rPr>
-          <w:rFonts w:ascii="Arial" w:hAnsi="Arial" w:cs="Arial"/>
-          <w:noProof/>
-          <w:sz w:val="21"/>
-          <w:szCs w:val="21"/>
-        </w:rPr>
-        <w:t>a</w:t>
-      </w:r>
-      <w:r>
-        <w:rPr>
-          <w:rFonts w:ascii="Arial" w:hAnsi="Arial" w:cs="Arial"/>
-          <w:noProof/>
-          <w:sz w:val="21"/>
-          <w:szCs w:val="21"/>
-        </w:rPr>
-        <w:t xml:space="preserve"> za fotonaponske panele (</w:t>
-      </w:r>
-      <w:r>
-        <w:rPr>
-          <w:rFonts w:ascii="Arial" w:hAnsi="Arial" w:cs="Arial"/>
-          <w:noProof/>
-          <w:sz w:val="21"/>
-          <w:szCs w:val="21"/>
-        </w:rPr>
-        <w:t>g</w:t>
-      </w:r>
-      <w:r>
-        <w:rPr>
-          <w:rFonts w:ascii="Arial" w:hAnsi="Arial" w:cs="Arial"/>
-          <w:noProof/>
-          <w:sz w:val="21"/>
-          <w:szCs w:val="21"/>
-        </w:rPr>
-        <w:t xml:space="preserve">ound </w:t>
-      </w:r>
-      <w:r>
-        <w:rPr>
-          <w:rFonts w:ascii="Arial" w:hAnsi="Arial" w:cs="Arial"/>
-          <w:noProof/>
-          <w:sz w:val="21"/>
-          <w:szCs w:val="21"/>
-        </w:rPr>
-        <w:t xml:space="preserve">mount </w:t>
-      </w:r>
-      <w:r>
-        <w:rPr>
-          <w:rFonts w:ascii="Arial" w:hAnsi="Arial" w:cs="Arial"/>
-          <w:noProof/>
-          <w:sz w:val="21"/>
-          <w:szCs w:val="21"/>
-        </w:rPr>
-        <w:t>support) - 2 k</w:t>
-      </w:r>
-      <w:r>
-        <w:rPr>
-          <w:rFonts w:ascii="Arial" w:hAnsi="Arial" w:cs="Arial"/>
-          <w:noProof/>
-          <w:sz w:val="21"/>
-          <w:szCs w:val="21"/>
-        </w:rPr>
-        <w:t>pl</w:t>
-      </w:r>
-      <w:r>
-        <w:rPr>
-          <w:rFonts w:ascii="Arial" w:hAnsi="Arial" w:cs="Arial"/>
-          <w:noProof/>
-          <w:sz w:val="21"/>
-          <w:szCs w:val="21"/>
-        </w:rPr>
-        <w:t>,</w:t>
+        <w:t xml:space="preserve">nosača za fotonaponske panele (ground mount support) - 3 kpl</w:t>
+      </w:r>
+      <w:r>
+        <w:rPr>
+          <w:rFonts w:ascii="Arial" w:hAnsi="Arial" w:cs="Arial"/>
+          <w:noProof/>
+          <w:sz w:val="21"/>
+          <w:szCs w:val="21"/>
+        </w:rPr>
+        <w:t xml:space="preserve"/>
+      </w:r>
+      <w:r>
+        <w:rPr>
+          <w:rFonts w:ascii="Arial" w:hAnsi="Arial" w:cs="Arial"/>
+          <w:noProof/>
+          <w:sz w:val="21"/>
+          <w:szCs w:val="21"/>
+        </w:rPr>
+        <w:t xml:space="preserve"/>
+      </w:r>
+      <w:r>
+        <w:rPr>
+          <w:rFonts w:ascii="Arial" w:hAnsi="Arial" w:cs="Arial"/>
+          <w:noProof/>
+          <w:sz w:val="21"/>
+          <w:szCs w:val="21"/>
+        </w:rPr>
+        <w:t xml:space="preserve"/>
+      </w:r>
+      <w:r>
+        <w:rPr>
+          <w:rFonts w:ascii="Arial" w:hAnsi="Arial" w:cs="Arial"/>
+          <w:noProof/>
+          <w:sz w:val="21"/>
+          <w:szCs w:val="21"/>
+        </w:rPr>
+        <w:t xml:space="preserve"/>
+      </w:r>
+      <w:r>
+        <w:rPr>
+          <w:rFonts w:ascii="Arial" w:hAnsi="Arial" w:cs="Arial"/>
+          <w:noProof/>
+          <w:sz w:val="21"/>
+          <w:szCs w:val="21"/>
+        </w:rPr>
+        <w:t xml:space="preserve"/>
+      </w:r>
+      <w:r>
+        <w:rPr>
+          <w:rFonts w:ascii="Arial" w:hAnsi="Arial" w:cs="Arial"/>
+          <w:noProof/>
+          <w:sz w:val="21"/>
+          <w:szCs w:val="21"/>
+        </w:rPr>
+        <w:t xml:space="preserve"/>
+      </w:r>
+      <w:r>
+        <w:rPr>
+          <w:rFonts w:ascii="Arial" w:hAnsi="Arial" w:cs="Arial"/>
+          <w:noProof/>
+          <w:sz w:val="21"/>
+          <w:szCs w:val="21"/>
+        </w:rPr>
+        <w:t xml:space="preserve"/>
+      </w:r>
+      <w:r>
+        <w:rPr>
+          <w:rFonts w:ascii="Arial" w:hAnsi="Arial" w:cs="Arial"/>
+          <w:noProof/>
+          <w:sz w:val="21"/>
+          <w:szCs w:val="21"/>
+        </w:rPr>
+        <w:t xml:space="preserve">,</w:t>
       </w:r>
     </w:p>
     <w:p>
@@ -704,7 +704,7 @@
           <w:sz w:val="21"/>
           <w:szCs w:val="21"/>
         </w:rPr>
-        <w:t>LOT 2</w:t>
+        <w:t xml:space="preserve">LOT 2</w:t>
       </w:r>
       <w:r>
         <w:rPr>
@@ -731,16 +731,16 @@
           <w:sz w:val="21"/>
           <w:szCs w:val="21"/>
         </w:rPr>
-        <w:t>agregatsko</w:t>
-      </w:r>
-      <w:r>
-        <w:rPr>
-          <w:rFonts w:ascii="Arial" w:hAnsi="Arial" w:cs="Arial"/>
-          <w:noProof/>
-          <w:sz w:val="21"/>
-          <w:szCs w:val="21"/>
-        </w:rPr>
-        <w:t>g</w:t>
+        <w:t xml:space="preserve">agregatsko</w:t>
+      </w:r>
+      <w:r>
+        <w:rPr>
+          <w:rFonts w:ascii="Arial" w:hAnsi="Arial" w:cs="Arial"/>
+          <w:noProof/>
+          <w:sz w:val="21"/>
+          <w:szCs w:val="21"/>
+        </w:rPr>
+        <w:t xml:space="preserve">g</w:t>
       </w:r>
       <w:r>
         <w:rPr>
@@ -758,7 +758,7 @@
           <w:sz w:val="21"/>
           <w:szCs w:val="21"/>
         </w:rPr>
-        <w:t>a 22 kVA za montažu u kontejner sa spremnikom goriva 500</w:t>
+        <w:t xml:space="preserve">a 22 kVA za montažu u kontejner sa spremnikom goriva 500</w:t>
       </w:r>
       <w:r>
         <w:rPr>
@@ -776,7 +776,7 @@
           <w:sz w:val="21"/>
           <w:szCs w:val="21"/>
         </w:rPr>
-        <w:t>, ožičenje, testiranje i puštanje u rad hibridnog sistema.</w:t>
+        <w:t xml:space="preserve">, ožičenje, testiranje i puštanje u rad hibridnog sistema.</w:t>
       </w:r>
     </w:p>
     <w:bookmarkEnd w:id="0"/>
@@ -801,7 +801,7 @@
           <w:szCs w:val="21"/>
           <w:lang w:val="bs-Latn-BA" w:eastAsia="bs-Latn-BA"/>
         </w:rPr>
-        <w:t>Ponuđač može dostaviti ponudu za jedan ili oba LOT-a.</w:t>
+        <w:t xml:space="preserve">Ponuđač može dostaviti ponudu za jedan ili oba LOT-a.</w:t>
       </w:r>
       <w:r>
         <w:rPr>
@@ -831,7 +831,7 @@
           <w:szCs w:val="21"/>
           <w:lang w:val="bs-Latn-BA" w:eastAsia="bs-Latn-BA"/>
         </w:rPr>
-        <w:t>D</w:t>
+        <w:t xml:space="preserve">D</w:t>
       </w:r>
       <w:r>
         <w:rPr>
@@ -841,7 +841,7 @@
           <w:szCs w:val="21"/>
           <w:lang w:val="bs-Latn-BA" w:eastAsia="bs-Latn-BA"/>
         </w:rPr>
-        <w:t>okumentaciji</w:t>
+        <w:t xml:space="preserve">okumentaciji</w:t>
       </w:r>
       <w:r>
         <w:rPr>
@@ -861,7 +861,7 @@
           <w:szCs w:val="21"/>
           <w:lang w:val="bs-Latn-BA" w:eastAsia="bs-Latn-BA"/>
         </w:rPr>
-        <w:t>.</w:t>
+        <w:t xml:space="preserve">.</w:t>
       </w:r>
     </w:p>
     <w:p>
@@ -888,7 +888,7 @@
           <w:sz w:val="21"/>
           <w:szCs w:val="21"/>
         </w:rPr>
-        <w:t>Procijenjena vrijednost nabavke (bez PDV-a) iznosi ukupno 50.000,00 KM (pedesethiljada konvertibilnih maraka), i to:</w:t>
+        <w:t xml:space="preserve">Procijenjena vrijednost nabavke (bez PDV-a) iznosi ukupno 50.000,00 KM (pedesethiljada konvertibilnih maraka), i to:</w:t>
       </w:r>
     </w:p>
     <w:p>
@@ -915,7 +915,7 @@
           <w:sz w:val="21"/>
           <w:szCs w:val="21"/>
         </w:rPr>
-        <w:t>LOT 1 — 15.000,00 KM</w:t>
+        <w:t xml:space="preserve">LOT 1 — 15.000,00 KM</w:t>
       </w:r>
     </w:p>
     <w:p>
@@ -942,7 +942,7 @@
           <w:sz w:val="21"/>
           <w:szCs w:val="21"/>
         </w:rPr>
-        <w:t>LOT 2 — 35.000,00 KM</w:t>
+        <w:t xml:space="preserve">LOT 2 — 35.000,00 KM</w:t>
       </w:r>
     </w:p>
     <w:p>
@@ -965,7 +965,7 @@
           <w:sz w:val="21"/>
           <w:szCs w:val="21"/>
         </w:rPr>
-        <w:t>Sredstva su finansijski raspoloživa u toku poslovne 2026. godine.</w:t>
+        <w:t xml:space="preserve">Sredstva su finansijski raspoloživa u toku poslovne 2026. godine.</w:t>
       </w:r>
     </w:p>
     <w:p>
@@ -1003,7 +1003,7 @@
           <w:sz w:val="21"/>
           <w:szCs w:val="21"/>
         </w:rPr>
-        <w:t>Mjesto realizacije je</w:t>
+        <w:t xml:space="preserve">Mjesto realizacije je</w:t>
       </w:r>
       <w:r>
         <w:rPr>
@@ -1030,7 +1030,7 @@
           <w:sz w:val="21"/>
           <w:szCs w:val="21"/>
         </w:rPr>
-        <w:t>TD</w:t>
+        <w:t xml:space="preserve">TD</w:t>
       </w:r>
       <w:r>
         <w:rPr>
@@ -1048,7 +1048,7 @@
           <w:sz w:val="21"/>
           <w:szCs w:val="21"/>
         </w:rPr>
-        <w:t>OPIS/USLOVI/DOKAZI ZA KONKRETNU NABAVKU</w:t>
+        <w:t xml:space="preserve">OPIS/USLOVI/DOKAZI ZA KONKRETNU NABAVKU</w:t>
       </w:r>
       <w:r>
         <w:rPr>
@@ -1091,7 +1091,7 @@
           <w:sz w:val="21"/>
           <w:szCs w:val="21"/>
         </w:rPr>
-        <w:t>I</w:t>
+        <w:t xml:space="preserve">I</w:t>
       </w:r>
       <w:r>
         <w:rPr>
@@ -1100,7 +1100,7 @@
           <w:sz w:val="21"/>
           <w:szCs w:val="21"/>
         </w:rPr>
-        <w:t>nvesticije i predviđena je Trogodišnjim planom poslovanja Dioničkog Društva BH Telecom Sarajevo za period 01.01.2025. do 31.12.2027. godine, broj: 00.1-03-74251/25-5 od 24.10.2025. godine, str.27/67, Tabela 1. i Godišnjim Operativnim planom poslovanja Dioničkog društva BH Telecom Saraje</w:t>
+        <w:t xml:space="preserve">nvesticije i predviđena je Trogodišnjim planom poslovanja Dioničkog Društva BH Telecom Sarajevo za period 01.01.2025. do 31.12.2027. godine, broj: 00.1-03-74251/25-5 od 24.10.2025. godine, str.27/67, Tabela 1. i Godišnjim Operativnim planom poslovanja Dioničkog društva BH Telecom Saraje</w:t>
       </w:r>
       <w:bookmarkStart w:id="1" w:name="_GoBack"/>
       <w:bookmarkEnd w:id="1"/>
@@ -1121,7 +1121,7 @@
           <w:szCs w:val="21"/>
           <w:highlight w:val="yellow"/>
         </w:rPr>
-        <w:t>Prilog 4, Operativni plan investicijskih aktivnosti za period 2025-2027. godine, u dijelu koji se odnosi na ID TIRS, redni broj 18/PROJEKAT - ENERGETIKA I KLIMATIZACIJA, r.br. 18.1 - „Nadzor i upravljanje energetikom“ i r.br. 18.4 - „Agregatska postrojenja za RR čvorišta - nove lokacije”, te Odlukom o odobrenju sredstava za nabavku izgradnje fotonaponskih sistema na lokacijama baznih stanica radio pristupne mreže BH Telecom-a, broj: 00.1-14-___________/26 od __.__.2026. godine.</w:t>
+        <w:t xml:space="preserve">Prilog 4, Operativni plan investicijskih aktivnosti za period 2025-2027. godine, u dijelu koji se odnosi na ID TIRS, redni broj 18/PROJEKAT - ENERGETIKA I KLIMATIZACIJA, r.br. 18.1 - „Nadzor i upravljanje energetikom“ i r.br. 18.4 - „Agregatska postrojenja za RR čvorišta - nove lokacije”, te Odlukom o odobrenju sredstava za nabavku izgradnje fotonaponskih sistema na lokacijama baznih stanica radio pristupne mreže BH Telecom-a, broj: 00.1-14-___________/26 od __.__.2026. godine.</w:t>
       </w:r>
     </w:p>
     <w:p>
@@ -1167,7 +1167,7 @@
           <w:szCs w:val="21"/>
           <w:lang w:val="bs-Latn-BA"/>
         </w:rPr>
-        <w:t>Predlažu se sljedeći članovi i zamjenici komisije za nabavku u skladu sa članom</w:t>
+        <w:t xml:space="preserve">Predlažu se sljedeći članovi i zamjenici komisije za nabavku u skladu sa članom</w:t>
       </w:r>
       <w:r>
         <w:rPr>
@@ -1192,7 +1192,7 @@
           <w:szCs w:val="21"/>
           <w:lang w:val="bs-Latn-BA" w:eastAsia="en-US"/>
         </w:rPr>
-        <w:t>67.</w:t>
+        <w:t xml:space="preserve">67.</w:t>
       </w:r>
       <w:r>
         <w:rPr>
@@ -1235,7 +1235,7 @@
           <w:szCs w:val="21"/>
           <w:lang w:val="bs-Latn-BA"/>
         </w:rPr>
-        <w:t>:</w:t>
+        <w:t xml:space="preserve">:</w:t>
       </w:r>
     </w:p>
     <w:p>
@@ -1264,18 +1264,18 @@
           <w:sz w:val="21"/>
           <w:szCs w:val="21"/>
         </w:rPr>
-        <w:t>Rusmir Skopljak</w:t>
-      </w:r>
-      <w:r>
-        <w:rPr>
-          <w:rStyle w:val="A2"/>
-          <w:rFonts w:ascii="Arial" w:hAnsi="Arial" w:cs="Arial"/>
-          <w:i w:val="0"/>
-          <w:noProof/>
-          <w:sz w:val="21"/>
-          <w:szCs w:val="21"/>
-        </w:rPr>
-        <w:t>, član</w:t>
+        <w:t xml:space="preserve">Rusmir Skopljak</w:t>
+      </w:r>
+      <w:r>
+        <w:rPr>
+          <w:rStyle w:val="A2"/>
+          <w:rFonts w:ascii="Arial" w:hAnsi="Arial" w:cs="Arial"/>
+          <w:i w:val="0"/>
+          <w:noProof/>
+          <w:sz w:val="21"/>
+          <w:szCs w:val="21"/>
+        </w:rPr>
+        <w:t xml:space="preserve">, član</w:t>
       </w:r>
       <w:r>
         <w:rPr>
@@ -1308,18 +1308,18 @@
           <w:sz w:val="21"/>
           <w:szCs w:val="21"/>
         </w:rPr>
-        <w:t>Edin Konjhodžić</w:t>
-      </w:r>
-      <w:r>
-        <w:rPr>
-          <w:rStyle w:val="A2"/>
-          <w:rFonts w:ascii="Arial" w:hAnsi="Arial" w:cs="Arial"/>
-          <w:i w:val="0"/>
-          <w:noProof/>
-          <w:sz w:val="21"/>
-          <w:szCs w:val="21"/>
-        </w:rPr>
-        <w:t>, zamjenik člana</w:t>
+        <w:t xml:space="preserve">Edin Konjhodžić</w:t>
+      </w:r>
+      <w:r>
+        <w:rPr>
+          <w:rStyle w:val="A2"/>
+          <w:rFonts w:ascii="Arial" w:hAnsi="Arial" w:cs="Arial"/>
+          <w:i w:val="0"/>
+          <w:noProof/>
+          <w:sz w:val="21"/>
+          <w:szCs w:val="21"/>
+        </w:rPr>
+        <w:t xml:space="preserve">, zamjenik člana</w:t>
       </w:r>
     </w:p>
     <w:p>
@@ -1348,7 +1348,7 @@
           <w:sz w:val="21"/>
           <w:szCs w:val="21"/>
         </w:rPr>
-        <w:t>Denis Ljuma</w:t>
+        <w:t xml:space="preserve">Denis Ljuma</w:t>
       </w:r>
       <w:r>
         <w:rPr>
@@ -1381,7 +1381,7 @@
           <w:sz w:val="21"/>
           <w:szCs w:val="21"/>
         </w:rPr>
-        <w:t>, zamjenik člana</w:t>
+        <w:t xml:space="preserve">, zamjenik člana</w:t>
       </w:r>
     </w:p>
     <w:p>
@@ -1444,7 +1444,7 @@
           <w:szCs w:val="21"/>
           <w:lang w:val="bs-Latn-BA"/>
         </w:rPr>
-        <w:t>koja je sačinila tehničku specifikaciju ispred Izvršne Direkcije za Tehnologiju i Razvoj servisa u predmetnom zahtjevu za nabavku</w:t>
+        <w:t xml:space="preserve">koja je sačinila tehničku specifikaciju ispred Izvršne Direkcije za Tehnologiju i Razvoj servisa u predmetnom zahtjevu za nabavku</w:t>
       </w:r>
       <w:r>
         <w:rPr>
@@ -1468,7 +1468,7 @@
           <w:szCs w:val="21"/>
           <w:lang w:val="bs-Latn-BA"/>
         </w:rPr>
-        <w:t>, email:</w:t>
+        <w:t xml:space="preserve">, email:</w:t>
       </w:r>
       <w:r>
         <w:rPr>
@@ -1492,7 +1492,7 @@
             <w:szCs w:val="21"/>
             <w:lang w:val="bs-Latn-BA"/>
           </w:rPr>
-          <w:t>rusmir.skopljak@bhtelecom.ba</w:t>
+          <w:t xml:space="preserve">rusmir.skopljak@bhtelecom.ba</w:t>
         </w:r>
       </w:hyperlink>
       <w:r>
@@ -1529,7 +1529,7 @@
           <w:szCs w:val="21"/>
           <w:lang w:val="bs-Latn-BA"/>
         </w:rPr>
-        <w:t>+387 62 555 888</w:t>
+        <w:t xml:space="preserve">+387 62 555 888</w:t>
       </w:r>
       <w:r>
         <w:rPr>
@@ -1541,7 +1541,7 @@
           <w:szCs w:val="21"/>
           <w:lang w:val="bs-Latn-BA"/>
         </w:rPr>
-        <w:t>.</w:t>
+        <w:t xml:space="preserve">.</w:t>
       </w:r>
       <w:r>
         <w:rPr>
@@ -1599,7 +1599,7 @@
           <w:sz w:val="21"/>
           <w:szCs w:val="21"/>
         </w:rPr>
-        <w:t>Odabrani postupak nabavke je</w:t>
+        <w:t xml:space="preserve">Odabrani postupak nabavke je</w:t>
       </w:r>
       <w:r>
         <w:rPr>
@@ -1623,7 +1623,7 @@
           <w:sz w:val="21"/>
           <w:szCs w:val="21"/>
         </w:rPr>
-        <w:t>„</w:t>
+        <w:t xml:space="preserve">„</w:t>
       </w:r>
       <w:r>
         <w:rPr>
@@ -1637,29 +1637,29 @@
           <w:sz w:val="21"/>
           <w:szCs w:val="21"/>
         </w:rPr>
-        <w:t>pregovarački postupak sa dodatnom objavom obavještenja</w:t>
-      </w:r>
-      <w:r>
-        <w:rPr>
-          <w:rStyle w:val="A2"/>
-          <w:rFonts w:ascii="Arial" w:hAnsi="Arial" w:cs="Arial"/>
-          <w:i w:val="0"/>
-          <w:noProof/>
-          <w:sz w:val="21"/>
-          <w:szCs w:val="21"/>
-        </w:rPr>
-        <w:t>, u skladu sa članom 1</w:t>
-      </w:r>
-      <w:r>
-        <w:rPr>
-          <w:rStyle w:val="A2"/>
-          <w:rFonts w:ascii="Arial" w:hAnsi="Arial" w:cs="Arial"/>
-          <w:i w:val="0"/>
-          <w:noProof/>
-          <w:sz w:val="21"/>
-          <w:szCs w:val="21"/>
-        </w:rPr>
-        <w:t>0</w:t>
+        <w:t xml:space="preserve">pregovarački postupak sa dodatnom objavom obavještenja</w:t>
+      </w:r>
+      <w:r>
+        <w:rPr>
+          <w:rStyle w:val="A2"/>
+          <w:rFonts w:ascii="Arial" w:hAnsi="Arial" w:cs="Arial"/>
+          <w:i w:val="0"/>
+          <w:noProof/>
+          <w:sz w:val="21"/>
+          <w:szCs w:val="21"/>
+        </w:rPr>
+        <w:t xml:space="preserve">, u skladu sa članom 1</w:t>
+      </w:r>
+      <w:r>
+        <w:rPr>
+          <w:rStyle w:val="A2"/>
+          <w:rFonts w:ascii="Arial" w:hAnsi="Arial" w:cs="Arial"/>
+          <w:i w:val="0"/>
+          <w:noProof/>
+          <w:sz w:val="21"/>
+          <w:szCs w:val="21"/>
+        </w:rPr>
+        <w:t xml:space="preserve">0</w:t>
       </w:r>
       <w:r>
         <w:rPr>
@@ -1681,95 +1681,95 @@
           <w:sz w:val="21"/>
           <w:szCs w:val="21"/>
         </w:rPr>
-        <w:t>6</w:t>
-      </w:r>
-      <w:r>
-        <w:rPr>
-          <w:rStyle w:val="A2"/>
-          <w:rFonts w:ascii="Arial" w:hAnsi="Arial" w:cs="Arial"/>
-          <w:i w:val="0"/>
-          <w:noProof/>
-          <w:sz w:val="21"/>
-          <w:szCs w:val="21"/>
-        </w:rPr>
-        <w:t>. Pravilnika o nabavkama broj: 00.1-1</w:t>
-      </w:r>
-      <w:r>
-        <w:rPr>
-          <w:rStyle w:val="A2"/>
-          <w:rFonts w:ascii="Arial" w:hAnsi="Arial" w:cs="Arial"/>
-          <w:i w:val="0"/>
-          <w:noProof/>
-          <w:sz w:val="21"/>
-          <w:szCs w:val="21"/>
-        </w:rPr>
-        <w:t>4</w:t>
-      </w:r>
-      <w:r>
-        <w:rPr>
-          <w:rStyle w:val="A2"/>
-          <w:rFonts w:ascii="Arial" w:hAnsi="Arial" w:cs="Arial"/>
-          <w:i w:val="0"/>
-          <w:noProof/>
-          <w:sz w:val="21"/>
-          <w:szCs w:val="21"/>
-        </w:rPr>
-        <w:t>-</w:t>
-      </w:r>
-      <w:r>
-        <w:rPr>
-          <w:rStyle w:val="A2"/>
-          <w:rFonts w:ascii="Arial" w:hAnsi="Arial" w:cs="Arial"/>
-          <w:i w:val="0"/>
-          <w:noProof/>
-          <w:sz w:val="21"/>
-          <w:szCs w:val="21"/>
-        </w:rPr>
-        <w:t>30750</w:t>
-      </w:r>
-      <w:r>
-        <w:rPr>
-          <w:rStyle w:val="A2"/>
-          <w:rFonts w:ascii="Arial" w:hAnsi="Arial" w:cs="Arial"/>
-          <w:i w:val="0"/>
-          <w:noProof/>
-          <w:sz w:val="21"/>
-          <w:szCs w:val="21"/>
-        </w:rPr>
-        <w:t>/</w:t>
-      </w:r>
-      <w:r>
-        <w:rPr>
-          <w:rStyle w:val="A2"/>
-          <w:rFonts w:ascii="Arial" w:hAnsi="Arial" w:cs="Arial"/>
-          <w:i w:val="0"/>
-          <w:noProof/>
-          <w:sz w:val="21"/>
-          <w:szCs w:val="21"/>
-        </w:rPr>
-        <w:t>22</w:t>
-      </w:r>
-      <w:r>
-        <w:rPr>
-          <w:rStyle w:val="A2"/>
-          <w:rFonts w:ascii="Arial" w:hAnsi="Arial" w:cs="Arial"/>
-          <w:i w:val="0"/>
-          <w:noProof/>
-          <w:sz w:val="21"/>
-          <w:szCs w:val="21"/>
-        </w:rPr>
-        <w:t>-</w:t>
-      </w:r>
-      <w:r>
-        <w:rPr>
-          <w:rStyle w:val="A2"/>
-          <w:rFonts w:ascii="Arial" w:hAnsi="Arial" w:cs="Arial"/>
-          <w:i w:val="0"/>
-          <w:noProof/>
-          <w:sz w:val="21"/>
-          <w:szCs w:val="21"/>
-        </w:rPr>
-        <w:t>5</w:t>
+        <w:t xml:space="preserve">6</w:t>
+      </w:r>
+      <w:r>
+        <w:rPr>
+          <w:rStyle w:val="A2"/>
+          <w:rFonts w:ascii="Arial" w:hAnsi="Arial" w:cs="Arial"/>
+          <w:i w:val="0"/>
+          <w:noProof/>
+          <w:sz w:val="21"/>
+          <w:szCs w:val="21"/>
+        </w:rPr>
+        <w:t xml:space="preserve">. Pravilnika o nabavkama broj: 00.1-1</w:t>
+      </w:r>
+      <w:r>
+        <w:rPr>
+          <w:rStyle w:val="A2"/>
+          <w:rFonts w:ascii="Arial" w:hAnsi="Arial" w:cs="Arial"/>
+          <w:i w:val="0"/>
+          <w:noProof/>
+          <w:sz w:val="21"/>
+          <w:szCs w:val="21"/>
+        </w:rPr>
+        <w:t xml:space="preserve">4</w:t>
+      </w:r>
+      <w:r>
+        <w:rPr>
+          <w:rStyle w:val="A2"/>
+          <w:rFonts w:ascii="Arial" w:hAnsi="Arial" w:cs="Arial"/>
+          <w:i w:val="0"/>
+          <w:noProof/>
+          <w:sz w:val="21"/>
+          <w:szCs w:val="21"/>
+        </w:rPr>
+        <w:t xml:space="preserve">-</w:t>
+      </w:r>
+      <w:r>
+        <w:rPr>
+          <w:rStyle w:val="A2"/>
+          <w:rFonts w:ascii="Arial" w:hAnsi="Arial" w:cs="Arial"/>
+          <w:i w:val="0"/>
+          <w:noProof/>
+          <w:sz w:val="21"/>
+          <w:szCs w:val="21"/>
+        </w:rPr>
+        <w:t xml:space="preserve">30750</w:t>
+      </w:r>
+      <w:r>
+        <w:rPr>
+          <w:rStyle w:val="A2"/>
+          <w:rFonts w:ascii="Arial" w:hAnsi="Arial" w:cs="Arial"/>
+          <w:i w:val="0"/>
+          <w:noProof/>
+          <w:sz w:val="21"/>
+          <w:szCs w:val="21"/>
+        </w:rPr>
+        <w:t xml:space="preserve">/</w:t>
+      </w:r>
+      <w:r>
+        <w:rPr>
+          <w:rStyle w:val="A2"/>
+          <w:rFonts w:ascii="Arial" w:hAnsi="Arial" w:cs="Arial"/>
+          <w:i w:val="0"/>
+          <w:noProof/>
+          <w:sz w:val="21"/>
+          <w:szCs w:val="21"/>
+        </w:rPr>
+        <w:t xml:space="preserve">22</w:t>
+      </w:r>
+      <w:r>
+        <w:rPr>
+          <w:rStyle w:val="A2"/>
+          <w:rFonts w:ascii="Arial" w:hAnsi="Arial" w:cs="Arial"/>
+          <w:i w:val="0"/>
+          <w:noProof/>
+          <w:sz w:val="21"/>
+          <w:szCs w:val="21"/>
+        </w:rPr>
+        <w:t xml:space="preserve">-</w:t>
+      </w:r>
+      <w:r>
+        <w:rPr>
+          <w:rStyle w:val="A2"/>
+          <w:rFonts w:ascii="Arial" w:hAnsi="Arial" w:cs="Arial"/>
+          <w:i w:val="0"/>
+          <w:noProof/>
+          <w:sz w:val="21"/>
+          <w:szCs w:val="21"/>
+        </w:rPr>
+        <w:t xml:space="preserve">5</w:t>
       </w:r>
       <w:r>
         <w:rPr>
@@ -1791,73 +1791,73 @@
           <w:sz w:val="21"/>
           <w:szCs w:val="21"/>
         </w:rPr>
-        <w:t>6</w:t>
-      </w:r>
-      <w:r>
-        <w:rPr>
-          <w:rStyle w:val="A2"/>
-          <w:rFonts w:ascii="Arial" w:hAnsi="Arial" w:cs="Arial"/>
-          <w:i w:val="0"/>
-          <w:noProof/>
-          <w:sz w:val="21"/>
-          <w:szCs w:val="21"/>
-        </w:rPr>
-        <w:t>.0</w:t>
-      </w:r>
-      <w:r>
-        <w:rPr>
-          <w:rStyle w:val="A2"/>
-          <w:rFonts w:ascii="Arial" w:hAnsi="Arial" w:cs="Arial"/>
-          <w:i w:val="0"/>
-          <w:noProof/>
-          <w:sz w:val="21"/>
-          <w:szCs w:val="21"/>
-        </w:rPr>
-        <w:t>4</w:t>
-      </w:r>
-      <w:r>
-        <w:rPr>
-          <w:rStyle w:val="A2"/>
-          <w:rFonts w:ascii="Arial" w:hAnsi="Arial" w:cs="Arial"/>
-          <w:i w:val="0"/>
-          <w:noProof/>
-          <w:sz w:val="21"/>
-          <w:szCs w:val="21"/>
-        </w:rPr>
-        <w:t>.20</w:t>
-      </w:r>
-      <w:r>
-        <w:rPr>
-          <w:rStyle w:val="A2"/>
-          <w:rFonts w:ascii="Arial" w:hAnsi="Arial" w:cs="Arial"/>
-          <w:i w:val="0"/>
-          <w:noProof/>
-          <w:sz w:val="21"/>
-          <w:szCs w:val="21"/>
-        </w:rPr>
-        <w:t>22</w:t>
-      </w:r>
-      <w:r>
-        <w:rPr>
-          <w:rStyle w:val="A2"/>
-          <w:rFonts w:ascii="Arial" w:hAnsi="Arial" w:cs="Arial"/>
-          <w:i w:val="0"/>
-          <w:noProof/>
-          <w:sz w:val="21"/>
-          <w:szCs w:val="21"/>
-        </w:rPr>
-        <w:t>.g</w:t>
-      </w:r>
-      <w:r>
-        <w:rPr>
-          <w:rStyle w:val="A2"/>
-          <w:rFonts w:ascii="Arial" w:hAnsi="Arial" w:cs="Arial"/>
-          <w:i w:val="0"/>
-          <w:noProof/>
-          <w:sz w:val="21"/>
-          <w:szCs w:val="21"/>
-        </w:rPr>
-        <w:t>odine</w:t>
+        <w:t xml:space="preserve">6</w:t>
+      </w:r>
+      <w:r>
+        <w:rPr>
+          <w:rStyle w:val="A2"/>
+          <w:rFonts w:ascii="Arial" w:hAnsi="Arial" w:cs="Arial"/>
+          <w:i w:val="0"/>
+          <w:noProof/>
+          <w:sz w:val="21"/>
+          <w:szCs w:val="21"/>
+        </w:rPr>
+        <w:t xml:space="preserve">.0</w:t>
+      </w:r>
+      <w:r>
+        <w:rPr>
+          <w:rStyle w:val="A2"/>
+          <w:rFonts w:ascii="Arial" w:hAnsi="Arial" w:cs="Arial"/>
+          <w:i w:val="0"/>
+          <w:noProof/>
+          <w:sz w:val="21"/>
+          <w:szCs w:val="21"/>
+        </w:rPr>
+        <w:t xml:space="preserve">4</w:t>
+      </w:r>
+      <w:r>
+        <w:rPr>
+          <w:rStyle w:val="A2"/>
+          <w:rFonts w:ascii="Arial" w:hAnsi="Arial" w:cs="Arial"/>
+          <w:i w:val="0"/>
+          <w:noProof/>
+          <w:sz w:val="21"/>
+          <w:szCs w:val="21"/>
+        </w:rPr>
+        <w:t xml:space="preserve">.20</w:t>
+      </w:r>
+      <w:r>
+        <w:rPr>
+          <w:rStyle w:val="A2"/>
+          <w:rFonts w:ascii="Arial" w:hAnsi="Arial" w:cs="Arial"/>
+          <w:i w:val="0"/>
+          <w:noProof/>
+          <w:sz w:val="21"/>
+          <w:szCs w:val="21"/>
+        </w:rPr>
+        <w:t xml:space="preserve">22</w:t>
+      </w:r>
+      <w:r>
+        <w:rPr>
+          <w:rStyle w:val="A2"/>
+          <w:rFonts w:ascii="Arial" w:hAnsi="Arial" w:cs="Arial"/>
+          <w:i w:val="0"/>
+          <w:noProof/>
+          <w:sz w:val="21"/>
+          <w:szCs w:val="21"/>
+        </w:rPr>
+        <w:t xml:space="preserve">.g</w:t>
+      </w:r>
+      <w:r>
+        <w:rPr>
+          <w:rStyle w:val="A2"/>
+          <w:rFonts w:ascii="Arial" w:hAnsi="Arial" w:cs="Arial"/>
+          <w:i w:val="0"/>
+          <w:noProof/>
+          <w:sz w:val="21"/>
+          <w:szCs w:val="21"/>
+        </w:rPr>
+        <w:t xml:space="preserve">odine</w:t>
       </w:r>
       <w:r>
         <w:rPr>
@@ -1870,7 +1870,7 @@
           <w:sz w:val="21"/>
           <w:szCs w:val="21"/>
         </w:rPr>
-        <w:t>.</w:t>
+        <w:t xml:space="preserve">.</w:t>
       </w:r>
       <w:r>
         <w:rPr>
@@ -1896,7 +1896,7 @@
           <w:sz w:val="21"/>
           <w:szCs w:val="21"/>
         </w:rPr>
-        <w:t>Potencijalni ponuđači</w:t>
+        <w:t xml:space="preserve">Potencijalni ponuđači</w:t>
       </w:r>
       <w:r>
         <w:rPr>
@@ -1922,7 +1922,7 @@
           <w:sz w:val="21"/>
           <w:szCs w:val="21"/>
         </w:rPr>
-        <w:t>:</w:t>
+        <w:t xml:space="preserve">:</w:t>
       </w:r>
     </w:p>
     <w:p>
@@ -1950,7 +1950,7 @@
           <w:sz w:val="21"/>
           <w:szCs w:val="21"/>
         </w:rPr>
-        <w:t>Energoinvest SUE d.d. Sarajevo,</w:t>
+        <w:t xml:space="preserve">Energoinvest SUE d.d. Sarajevo,</w:t>
       </w:r>
     </w:p>
     <w:p>
@@ -1978,7 +1978,7 @@
           <w:sz w:val="21"/>
           <w:szCs w:val="21"/>
         </w:rPr>
-        <w:t>Matisa d.o.o. Tuzla,</w:t>
+        <w:t xml:space="preserve">Matisa d.o.o. Tuzla,</w:t>
       </w:r>
     </w:p>
     <w:p>
@@ -2006,7 +2006,7 @@
           <w:sz w:val="21"/>
           <w:szCs w:val="21"/>
         </w:rPr>
-        <w:t>Sicon-SAS d.o.o Tuzla,</w:t>
+        <w:t xml:space="preserve">Sicon-SAS d.o.o Tuzla,</w:t>
       </w:r>
     </w:p>
     <w:p>
@@ -2034,7 +2034,7 @@
           <w:sz w:val="21"/>
           <w:szCs w:val="21"/>
         </w:rPr>
-        <w:t>TeknoXGroup d.o.o. Sarajevo,</w:t>
+        <w:t xml:space="preserve">TeknoXGroup d.o.o. Sarajevo,</w:t>
       </w:r>
     </w:p>
     <w:p>
@@ -2062,7 +2062,7 @@
           <w:sz w:val="21"/>
           <w:szCs w:val="21"/>
         </w:rPr>
-        <w:t>Nexen d.o.o. Banja Luka,</w:t>
+        <w:t xml:space="preserve">Nexen d.o.o. Banja Luka,</w:t>
       </w:r>
     </w:p>
     <w:p>
@@ -2090,7 +2090,7 @@
           <w:sz w:val="21"/>
           <w:szCs w:val="21"/>
         </w:rPr>
-        <w:t>Deling d.o.o. Tuzla</w:t>
+        <w:t xml:space="preserve">Deling d.o.o. Tuzla</w:t>
       </w:r>
     </w:p>
     <w:p>
@@ -2118,7 +2118,7 @@
           <w:sz w:val="21"/>
           <w:szCs w:val="21"/>
         </w:rPr>
-        <w:t>Elektro Profing d.d. Mostar</w:t>
+        <w:t xml:space="preserve">Elektro Profing d.d. Mostar</w:t>
       </w:r>
     </w:p>
     <w:p>
@@ -2146,7 +2146,7 @@
           <w:sz w:val="21"/>
           <w:szCs w:val="21"/>
         </w:rPr>
-        <w:t>LIV Elektronik d.o.o. Sarajevo</w:t>
+        <w:t xml:space="preserve">LIV Elektronik d.o.o. Sarajevo</w:t>
       </w:r>
     </w:p>
     <w:p>
@@ -2175,7 +2175,7 @@
           <w:sz w:val="21"/>
           <w:szCs w:val="21"/>
         </w:rPr>
-        <w:t>Euro Solar d.o.o. Tešanj</w:t>
+        <w:t xml:space="preserve">Euro Solar d.o.o. Tešanj</w:t>
       </w:r>
     </w:p>
     <w:p>
@@ -2221,7 +2221,7 @@
           <w:sz w:val="21"/>
           <w:szCs w:val="21"/>
         </w:rPr>
-        <w:t>najniža cijena prihvatljive ponude</w:t>
+        <w:t xml:space="preserve">najniža cijena prihvatljive ponude</w:t>
       </w:r>
       <w:r>
         <w:rPr>
@@ -2251,7 +2251,7 @@
           <w:sz w:val="21"/>
           <w:szCs w:val="21"/>
         </w:rPr>
-        <w:t>Pravilnika o nabavkama BH Telecom d.d. Sarajevo</w:t>
+        <w:t xml:space="preserve">Pravilnika o nabavkama BH Telecom d.d. Sarajevo</w:t>
       </w:r>
       <w:bookmarkEnd w:id="4"/>
       <w:r>
@@ -2261,7 +2261,7 @@
           <w:sz w:val="21"/>
           <w:szCs w:val="21"/>
         </w:rPr>
-        <w:t>.</w:t>
+        <w:t xml:space="preserve">.</w:t>
       </w:r>
     </w:p>
     <w:p>
@@ -2287,7 +2287,7 @@
           <w:sz w:val="21"/>
           <w:szCs w:val="21"/>
         </w:rPr>
-        <w:t>Ostale specifičnosti nabavke:</w:t>
+        <w:t xml:space="preserve">Ostale specifičnosti nabavke:</w:t>
       </w:r>
     </w:p>
     <w:p>
@@ -2322,7 +2322,7 @@
           <w:szCs w:val="21"/>
           <w:lang w:val="bs-Latn-BA"/>
         </w:rPr>
-        <w:t>U skladu sa</w:t>
+        <w:t xml:space="preserve">U skladu sa</w:t>
       </w:r>
       <w:r>
         <w:rPr>
@@ -2344,7 +2344,7 @@
           <w:highlight w:val="yellow"/>
           <w:lang w:val="bs-Latn-BA"/>
         </w:rPr>
-        <w:t>2</w:t>
+        <w:t xml:space="preserve">2</w:t>
       </w:r>
       <w:r>
         <w:rPr>
@@ -2356,7 +2356,7 @@
           <w:highlight w:val="yellow"/>
           <w:lang w:val="bs-Latn-BA"/>
         </w:rPr>
-        <w:t>0</w:t>
+        <w:t xml:space="preserve">0</w:t>
       </w:r>
       <w:r>
         <w:rPr>
@@ -2412,7 +2412,7 @@
           <w:highlight w:val="yellow"/>
           <w:lang w:val="bs-Latn-BA"/>
         </w:rPr>
-        <w:t>U skladu sa zaključkom UD III/102,</w:t>
+        <w:t xml:space="preserve">U skladu sa zaključkom UD III/102,</w:t>
       </w:r>
       <w:r>
         <w:rPr>
@@ -2442,7 +2442,7 @@
           <w:szCs w:val="21"/>
           <w:lang w:val="bs-Latn-BA"/>
         </w:rPr>
-        <w:t>zahtjevima definisanim RFI dokumentom „Autonomno napajanje za BS“ od 27.04.2026. godine i Projektnim zadatkom za hibridno napajanje BS Sjednica.</w:t>
+        <w:t xml:space="preserve">zahtjevima definisanim RFI dokumentom „Autonomno napajanje za BS“ od 27.04.2026. godine i Projektnim zadatkom za hibridno napajanje BS Sjednica.</w:t>
       </w:r>
       <w:bookmarkStart w:id="5" w:name="_Hlk62463770"/>
       <w:bookmarkEnd w:id="5"/>
@@ -2482,7 +2482,7 @@
           <w:highlight w:val="yellow"/>
           <w:lang w:val="bs-Latn-BA"/>
         </w:rPr>
-        <w:t>U skladu sa članom</w:t>
+        <w:t xml:space="preserve">U skladu sa članom</w:t>
       </w:r>
       <w:r>
         <w:rPr>
@@ -2504,7 +2504,7 @@
           <w:highlight w:val="yellow"/>
           <w:lang w:val="bs-Latn-BA"/>
         </w:rPr>
-        <w:t>I</w:t>
+        <w:t xml:space="preserve">I</w:t>
       </w:r>
       <w:r>
         <w:rPr>
@@ -2515,7 +2515,7 @@
           <w:highlight w:val="yellow"/>
           <w:lang w:val="bs-Latn-BA"/>
         </w:rPr>
-        <w:t>nvesticije.</w:t>
+        <w:t xml:space="preserve">nvesticije.</w:t>
       </w:r>
     </w:p>
     <w:p>
@@ -2541,7 +2541,7 @@
           <w:sz w:val="21"/>
           <w:szCs w:val="21"/>
         </w:rPr>
-        <w:t>Podaci potrebni za kolaudaciju:</w:t>
+        <w:t xml:space="preserve">Podaci potrebni za kolaudaciju:</w:t>
       </w:r>
     </w:p>
     <w:p>
@@ -2571,7 +2571,7 @@
           <w:sz w:val="21"/>
           <w:szCs w:val="21"/>
         </w:rPr>
-        <w:t>Predmet kolaudacije: Autonomni hibridni sistem napajanja - BS Sjednica (Bileća)</w:t>
+        <w:t xml:space="preserve">Predmet kolaudacije: Autonomni hibridni sistem napajanja - BS Sjednica (Bileća)</w:t>
       </w:r>
     </w:p>
     <w:p>
@@ -2601,7 +2601,7 @@
           <w:sz w:val="21"/>
           <w:szCs w:val="21"/>
         </w:rPr>
-        <w:t>Novo ili postojeće sredstvo: Novo</w:t>
+        <w:t xml:space="preserve">Novo ili postojeće sredstvo: Novo</w:t>
       </w:r>
     </w:p>
     <w:p>
@@ -2631,7 +2631,7 @@
           <w:sz w:val="21"/>
           <w:szCs w:val="21"/>
         </w:rPr>
-        <w:t>Klasifikacija TK elementa: EE napajanje, 006-001</w:t>
+        <w:t xml:space="preserve">Klasifikacija TK elementa: EE napajanje, 006-001</w:t>
       </w:r>
     </w:p>
     <w:p>
@@ -2691,7 +2691,7 @@
           <w:sz w:val="21"/>
           <w:szCs w:val="21"/>
         </w:rPr>
-        <w:t>Sistemi napajanja</w:t>
+        <w:t xml:space="preserve">Sistemi napajanja</w:t>
       </w:r>
       <w:r>
         <w:rPr>
@@ -2751,7 +2751,7 @@
           <w:sz w:val="21"/>
           <w:szCs w:val="21"/>
         </w:rPr>
-        <w:t>Sistemi napajanja za BS-ispravljači: klasa 3050, stopa amortizacije: 10,00%</w:t>
+        <w:t xml:space="preserve">Sistemi napajanja za BS-ispravljači: klasa 3050, stopa amortizacije: 10,00%</w:t>
       </w:r>
     </w:p>
     <w:p>
@@ -2781,7 +2781,7 @@
           <w:sz w:val="21"/>
           <w:szCs w:val="21"/>
         </w:rPr>
-        <w:t>Računopolagač: Imena računopolagača će naknadno biti utvrđena prilikom   postupka kolaudacije.</w:t>
+        <w:t xml:space="preserve">Računopolagač: Imena računopolagača će naknadno biti utvrđena prilikom   postupka kolaudacije.</w:t>
       </w:r>
     </w:p>
     <w:p>
@@ -2829,7 +2829,7 @@
           <w:sz w:val="21"/>
           <w:szCs w:val="21"/>
         </w:rPr>
-        <w:t>1</w:t>
+        <w:t xml:space="preserve">1</w:t>
       </w:r>
       <w:r>
         <w:rPr>
@@ -2841,7 +2841,7 @@
           <w:sz w:val="21"/>
           <w:szCs w:val="21"/>
         </w:rPr>
-        <w:t>1</w:t>
+        <w:t xml:space="preserve">1</w:t>
       </w:r>
       <w:r>
         <w:rPr>
@@ -2853,7 +2853,7 @@
           <w:sz w:val="21"/>
           <w:szCs w:val="21"/>
         </w:rPr>
-        <w:t>.</w:t>
+        <w:t xml:space="preserve">.</w:t>
       </w:r>
       <w:r>
         <w:rPr>
@@ -2877,7 +2877,7 @@
           <w:sz w:val="21"/>
           <w:szCs w:val="21"/>
         </w:rPr>
-        <w:t>Uz zahtjev dostavljamo i sl</w:t>
+        <w:t xml:space="preserve">Uz zahtjev dostavljamo i sl</w:t>
       </w:r>
       <w:r>
         <w:rPr>
@@ -2889,7 +2889,7 @@
           <w:sz w:val="21"/>
           <w:szCs w:val="21"/>
         </w:rPr>
-        <w:t>i</w:t>
+        <w:t xml:space="preserve">i</w:t>
       </w:r>
       <w:r>
         <w:rPr>
@@ -2901,7 +2901,7 @@
           <w:sz w:val="21"/>
           <w:szCs w:val="21"/>
         </w:rPr>
-        <w:t>jedeća ovjerena dokumenta:</w:t>
+        <w:t xml:space="preserve">jedeća ovjerena dokumenta:</w:t>
       </w:r>
     </w:p>
     <w:p>
@@ -2933,16 +2933,16 @@
           <w:sz w:val="21"/>
           <w:szCs w:val="21"/>
         </w:rPr>
-        <w:t>Odluka o odo</w:t>
-      </w:r>
-      <w:r>
-        <w:rPr>
-          <w:rFonts w:ascii="Arial" w:hAnsi="Arial" w:cs="Arial"/>
-          <w:noProof/>
-          <w:sz w:val="21"/>
-          <w:szCs w:val="21"/>
-        </w:rPr>
-        <w:t>brenju sredstava,</w:t>
+        <w:t xml:space="preserve">Odluka o odo</w:t>
+      </w:r>
+      <w:r>
+        <w:rPr>
+          <w:rFonts w:ascii="Arial" w:hAnsi="Arial" w:cs="Arial"/>
+          <w:noProof/>
+          <w:sz w:val="21"/>
+          <w:szCs w:val="21"/>
+        </w:rPr>
+        <w:t xml:space="preserve">brenju sredstava,</w:t>
       </w:r>
       <w:r>
         <w:rPr>
@@ -3004,7 +3004,7 @@
           <w:sz w:val="21"/>
           <w:szCs w:val="21"/>
         </w:rPr>
-        <w:t>Tenderska dokumentacija</w:t>
+        <w:t xml:space="preserve">Tenderska dokumentacija</w:t>
       </w:r>
       <w:r>
         <w:rPr>
@@ -3024,7 +3024,7 @@
           <w:sz w:val="21"/>
           <w:szCs w:val="21"/>
         </w:rPr>
-        <w:t>;</w:t>
+        <w:t xml:space="preserve">;</w:t>
       </w:r>
     </w:p>
     <w:p>
@@ -3067,7 +3067,7 @@
           <w:sz w:val="21"/>
           <w:szCs w:val="21"/>
         </w:rPr>
-        <w:t>Izjava o stanju zaliha sa analizom zaliha.</w:t>
+        <w:t xml:space="preserve">Izjava o stanju zaliha sa analizom zaliha.</w:t>
       </w:r>
     </w:p>
     <w:p>
@@ -3111,7 +3111,7 @@
           <w:sz w:val="21"/>
           <w:szCs w:val="21"/>
         </w:rPr>
-        <w:t>S poštovanjem,</w:t>
+        <w:t xml:space="preserve">S poštovanjem,</w:t>
       </w:r>
     </w:p>
     <w:p>
@@ -3147,7 +3147,7 @@
           <w:szCs w:val="21"/>
           <w:lang w:val="bs-Latn-BA"/>
         </w:rPr>
-        <w:t>Prilog:</w:t>
+        <w:t xml:space="preserve">Prilog:</w:t>
       </w:r>
     </w:p>
     <w:p>
@@ -3173,7 +3173,7 @@
           <w:szCs w:val="21"/>
           <w:lang w:val="bs-Latn-BA"/>
         </w:rPr>
-        <w:t>Kao u tekstu;</w:t>
+        <w:t xml:space="preserve">Kao u tekstu;</w:t>
       </w:r>
     </w:p>
     <w:p>
@@ -3230,7 +3230,7 @@
           <w:rFonts w:cs="Arial"/>
           <w:noProof/>
         </w:rPr>
-        <w:t>IZVRŠNI DIREKTOR</w:t>
+        <w:t xml:space="preserve">IZVRŠNI DIREKTOR</w:t>
       </w:r>
     </w:p>
     <w:p>
@@ -3322,7 +3322,7 @@
           <w:szCs w:val="21"/>
           <w:lang w:val="bs-Latn-BA"/>
         </w:rPr>
-        <w:t>Dostaviti:</w:t>
+        <w:t xml:space="preserve">Dostaviti:</w:t>
       </w:r>
       <w:r>
         <w:rPr>
@@ -3384,7 +3384,7 @@
           <w:lang w:val="bs-Latn-BA"/>
         </w:rPr>
         <w:lastRenderedPageBreak/>
-        <w:t>a/a.</w:t>
+        <w:t xml:space="preserve">a/a.</w:t>
       </w:r>
     </w:p>
     <w:sectPr>
